--- a/public/weekly/11501-it-apply/w06/deep-research/starter/報告範本_深度研究.docx
+++ b/public/weekly/11501-it-apply/w06/deep-research/starter/報告範本_深度研究.docx
@@ -29,7 +29,7 @@
         <w:jc w:val="center"/>
       </w:pPr>
       <w:r>
-        <w:t>國立東華大學　資訊科技與應用</w:t>
+        <w:t>國立東華大學</w:t>
       </w:r>
     </w:p>
     <w:p>
@@ -37,7 +37,7 @@
         <w:jc w:val="center"/>
       </w:pPr>
       <w:r>
-        <w:t>學系／年級：【　　　　】</w:t>
+        <w:t>資訊科技與應用</w:t>
       </w:r>
     </w:p>
     <w:p>
@@ -45,7 +45,31 @@
         <w:jc w:val="center"/>
       </w:pPr>
       <w:r>
-        <w:t>學號：【　　　　】　姓名：【　　　　】</w:t>
+        <w:t>學系：【　　　　】</w:t>
+      </w:r>
+    </w:p>
+    <w:p>
+      <w:pPr>
+        <w:jc w:val="center"/>
+      </w:pPr>
+      <w:r>
+        <w:t>年級：【　　　　】</w:t>
+      </w:r>
+    </w:p>
+    <w:p>
+      <w:pPr>
+        <w:jc w:val="center"/>
+      </w:pPr>
+      <w:r>
+        <w:t>學號：【　　　　】</w:t>
+      </w:r>
+    </w:p>
+    <w:p>
+      <w:pPr>
+        <w:jc w:val="center"/>
+      </w:pPr>
+      <w:r>
+        <w:t>姓名：【　　　　】</w:t>
       </w:r>
     </w:p>
     <w:p>
@@ -61,7 +85,7 @@
         <w:jc w:val="center"/>
       </w:pPr>
       <w:r>
-        <w:t>日期：2026 年 10 月</w:t>
+        <w:t>日期：中華民國 115 年 10 月</w:t>
       </w:r>
     </w:p>
     <w:p>
@@ -86,7 +110,6 @@
       <w:r>
         <w:rPr>
           <w:noProof/>
-          <w:highlight w:val="yellow"/>
         </w:rPr>
         <w:t>目錄還沒產生：在這一行按右鍵 →「更新功能變數」。</w:t>
       </w:r>
@@ -116,7 +139,6 @@
       <w:r>
         <w:rPr>
           <w:noProof/>
-          <w:highlight w:val="yellow"/>
         </w:rPr>
         <w:t>圖目錄還沒產生：正文的圖都用「插入標號」加好圖說以後，在這一行按右鍵 →「更新功能變數」。</w:t>
       </w:r>
@@ -146,7 +168,6 @@
       <w:r>
         <w:rPr>
           <w:noProof/>
-          <w:highlight w:val="yellow"/>
         </w:rPr>
         <w:t>表目錄還沒產生：正文的表都用「插入標號」加好表說以後，在這一行按右鍵 →「更新功能變數」。</w:t>
       </w:r>
@@ -165,17 +186,11 @@
     </w:p>
     <w:p>
       <w:r>
-        <w:rPr>
-          <w:highlight w:val="yellow"/>
-        </w:rPr>
         <w:t>【使用說明（看完刪掉這段）：把 AI 的報告貼進來時，用「常用 → 貼上（下面的箭頭）→ 只保留文字」，再自己套「標題 1」「標題 2」。圖 5 張以上、表 3 張以上，都用「參考資料 → 插入標號」，正文要有交互參照的「如圖 N 所示」。正文（第一章到第五章）4,500–5,500 字，選起來看「校閱 → 字數統計」。改完全選按 F9 更新所有目錄。】</w:t>
       </w:r>
     </w:p>
     <w:p>
       <w:r>
-        <w:rPr>
-          <w:highlight w:val="yellow"/>
-        </w:rPr>
         <w:t>【研究動機，以及這份報告要回答的問題（一句話寫得出來的那種）】</w:t>
       </w:r>
     </w:p>
@@ -189,9 +204,6 @@
     </w:p>
     <w:p>
       <w:r>
-        <w:rPr>
-          <w:highlight w:val="yellow"/>
-        </w:rPr>
         <w:t>【這個題目的背景：關鍵名詞、時間範圍、資料從哪裡來】</w:t>
       </w:r>
     </w:p>
@@ -205,9 +217,6 @@
     </w:p>
     <w:p>
       <w:r>
-        <w:rPr>
-          <w:highlight w:val="yellow"/>
-        </w:rPr>
         <w:t>【報告的主體。可以分成（一）（二）（三）幾小節，小節標題用「標題 2」樣式】</w:t>
       </w:r>
     </w:p>
@@ -221,9 +230,6 @@
     </w:p>
     <w:p>
       <w:r>
-        <w:rPr>
-          <w:highlight w:val="yellow"/>
-        </w:rPr>
         <w:t>【這些發現代表什麼？哪裡還不確定？資料有什麼限制？】</w:t>
       </w:r>
     </w:p>
@@ -237,9 +243,6 @@
     </w:p>
     <w:p>
       <w:r>
-        <w:rPr>
-          <w:highlight w:val="yellow"/>
-        </w:rPr>
         <w:t>【三到五句話回答第一章的問題】</w:t>
       </w:r>
     </w:p>
@@ -254,9 +257,6 @@
     </w:p>
     <w:p>
       <w:r>
-        <w:rPr>
-          <w:highlight w:val="yellow"/>
-        </w:rPr>
         <w:t>【至少 6 筆你自己點開確認過的來源。用「參考資料 → 插入引文」加在正文，這裡用「書目 → 插入書目」（APA）。AI 報告裡的 [1]、[2] 角注都要換掉】</w:t>
       </w:r>
     </w:p>
@@ -295,7 +295,6 @@
         <w:tc>
           <w:tcPr>
             <w:tcW w:type="dxa" w:w="1805"/>
-            <w:shd w:val="clear" w:color="auto" w:fill="E3E7E9"/>
           </w:tcPr>
           <w:p>
             <w:pPr>
@@ -313,7 +312,6 @@
         <w:tc>
           <w:tcPr>
             <w:tcW w:type="dxa" w:w="1805"/>
-            <w:shd w:val="clear" w:color="auto" w:fill="E3E7E9"/>
           </w:tcPr>
           <w:p>
             <w:pPr>
@@ -331,7 +329,6 @@
         <w:tc>
           <w:tcPr>
             <w:tcW w:type="dxa" w:w="1805"/>
-            <w:shd w:val="clear" w:color="auto" w:fill="E3E7E9"/>
           </w:tcPr>
           <w:p>
             <w:pPr>
@@ -349,7 +346,6 @@
         <w:tc>
           <w:tcPr>
             <w:tcW w:type="dxa" w:w="1805"/>
-            <w:shd w:val="clear" w:color="auto" w:fill="E3E7E9"/>
           </w:tcPr>
           <w:p>
             <w:pPr>
@@ -367,7 +363,6 @@
         <w:tc>
           <w:tcPr>
             <w:tcW w:type="dxa" w:w="1805"/>
-            <w:shd w:val="clear" w:color="auto" w:fill="E3E7E9"/>
           </w:tcPr>
           <w:p>
             <w:pPr>
@@ -516,9 +511,6 @@
     </w:p>
     <w:p>
       <w:r>
-        <w:rPr>
-          <w:highlight w:val="yellow"/>
-        </w:rPr>
         <w:t>【至少 1 處：AI 原本寫什麼 → 你查到什麼 → 你改成什麼】</w:t>
       </w:r>
     </w:p>
@@ -546,9 +538,6 @@
     </w:p>
     <w:p>
       <w:r>
-        <w:rPr>
-          <w:highlight w:val="yellow"/>
-        </w:rPr>
         <w:t>【例如：Gemini Deep Research（學校帳號）】</w:t>
       </w:r>
     </w:p>
@@ -562,9 +551,6 @@
     </w:p>
     <w:p>
       <w:r>
-        <w:rPr>
-          <w:highlight w:val="yellow"/>
-        </w:rPr>
         <w:t>【原文貼上】</w:t>
       </w:r>
     </w:p>
@@ -578,9 +564,6 @@
     </w:p>
     <w:p>
       <w:r>
-        <w:rPr>
-          <w:highlight w:val="yellow"/>
-        </w:rPr>
         <w:t>【至少一處；它自己先開始了的話，寫你本來想改什麼】</w:t>
       </w:r>
     </w:p>
@@ -594,9 +577,6 @@
     </w:p>
     <w:p>
       <w:r>
-        <w:rPr>
-          <w:highlight w:val="yellow"/>
-        </w:rPr>
         <w:t>【兩張：你送出的研究需求、研究計畫（改過的那張）】</w:t>
       </w:r>
     </w:p>
@@ -610,9 +590,6 @@
     </w:p>
     <w:p>
       <w:r>
-        <w:rPr>
-          <w:highlight w:val="yellow"/>
-        </w:rPr>
         <w:t>【例如：縮題、查證、畫圖、改寫哪幾段】</w:t>
       </w:r>
     </w:p>
@@ -1046,6 +1023,7 @@
     </w:pPr>
     <w:rPr>
       <w:rFonts w:ascii="Times New Roman" w:hAnsi="Times New Roman" w:eastAsia="微軟正黑體" w:cs="Times New Roman"/>
+      <w:color w:val="000000"/>
       <w:sz w:val="24"/>
     </w:rPr>
   </w:style>
@@ -1065,7 +1043,7 @@
     </w:pPr>
     <w:rPr>
       <w:rFonts w:ascii="Times New Roman" w:hAnsi="Times New Roman" w:eastAsia="微軟正黑體" w:cs="Times New Roman"/>
-      <w:color w:val="404040"/>
+      <w:color w:val="000000"/>
       <w:sz w:val="18"/>
     </w:rPr>
   </w:style>
@@ -1092,7 +1070,7 @@
     </w:pPr>
     <w:rPr>
       <w:rFonts w:ascii="Times New Roman" w:hAnsi="Times New Roman" w:eastAsia="微軟正黑體" w:cs="Times New Roman"/>
-      <w:color w:val="404040"/>
+      <w:color w:val="000000"/>
       <w:sz w:val="18"/>
     </w:rPr>
   </w:style>
@@ -1121,7 +1099,7 @@
       <w:rFonts w:ascii="Times New Roman" w:hAnsi="Times New Roman" w:eastAsia="微軟正黑體" w:cs="Times New Roman"/>
       <w:b/>
       <w:bCs/>
-      <w:color w:val="1F3864"/>
+      <w:color w:val="000000"/>
       <w:sz w:val="32"/>
       <w:szCs w:val="28"/>
     </w:rPr>
@@ -1145,7 +1123,7 @@
       <w:rFonts w:ascii="Times New Roman" w:hAnsi="Times New Roman" w:eastAsia="微軟正黑體" w:cs="Times New Roman"/>
       <w:b/>
       <w:bCs/>
-      <w:color w:val="1F3864"/>
+      <w:color w:val="000000"/>
       <w:sz w:val="26"/>
       <w:szCs w:val="26"/>
     </w:rPr>
@@ -1169,7 +1147,7 @@
       <w:rFonts w:asciiTheme="majorHAnsi" w:eastAsiaTheme="majorEastAsia" w:hAnsiTheme="majorHAnsi" w:cstheme="majorBidi"/>
       <w:b/>
       <w:bCs/>
-      <w:color w:val="4F81BD" w:themeColor="accent1"/>
+      <w:color w:val="000000"/>
     </w:rPr>
   </w:style>
   <w:style w:type="paragraph" w:styleId="Heading4">
@@ -1194,7 +1172,7 @@
       <w:bCs/>
       <w:i/>
       <w:iCs/>
-      <w:color w:val="4F81BD" w:themeColor="accent1"/>
+      <w:color w:val="000000"/>
     </w:rPr>
   </w:style>
   <w:style w:type="paragraph" w:styleId="Heading5">
@@ -1215,7 +1193,7 @@
     </w:pPr>
     <w:rPr>
       <w:rFonts w:asciiTheme="majorHAnsi" w:eastAsiaTheme="majorEastAsia" w:hAnsiTheme="majorHAnsi" w:cstheme="majorBidi"/>
-      <w:color w:val="243F60" w:themeColor="accent1" w:themeShade="7F"/>
+      <w:color w:val="000000"/>
     </w:rPr>
   </w:style>
   <w:style w:type="paragraph" w:styleId="Heading6">
@@ -1238,7 +1216,7 @@
       <w:rFonts w:asciiTheme="majorHAnsi" w:eastAsiaTheme="majorEastAsia" w:hAnsiTheme="majorHAnsi" w:cstheme="majorBidi"/>
       <w:i/>
       <w:iCs/>
-      <w:color w:val="243F60" w:themeColor="accent1" w:themeShade="7F"/>
+      <w:color w:val="000000"/>
     </w:rPr>
   </w:style>
   <w:style w:type="paragraph" w:styleId="Heading7">
@@ -1261,7 +1239,7 @@
       <w:rFonts w:asciiTheme="majorHAnsi" w:eastAsiaTheme="majorEastAsia" w:hAnsiTheme="majorHAnsi" w:cstheme="majorBidi"/>
       <w:i/>
       <w:iCs/>
-      <w:color w:val="404040" w:themeColor="text1" w:themeTint="BF"/>
+      <w:color w:val="000000"/>
     </w:rPr>
   </w:style>
   <w:style w:type="paragraph" w:styleId="Heading8">
@@ -1282,7 +1260,7 @@
     </w:pPr>
     <w:rPr>
       <w:rFonts w:asciiTheme="majorHAnsi" w:eastAsiaTheme="majorEastAsia" w:hAnsiTheme="majorHAnsi" w:cstheme="majorBidi"/>
-      <w:color w:val="4F81BD" w:themeColor="accent1"/>
+      <w:color w:val="000000"/>
       <w:sz w:val="20"/>
       <w:szCs w:val="20"/>
     </w:rPr>
@@ -1307,7 +1285,7 @@
       <w:rFonts w:asciiTheme="majorHAnsi" w:eastAsiaTheme="majorEastAsia" w:hAnsiTheme="majorHAnsi" w:cstheme="majorBidi"/>
       <w:i/>
       <w:iCs/>
-      <w:color w:val="404040" w:themeColor="text1" w:themeTint="BF"/>
+      <w:color w:val="000000"/>
       <w:sz w:val="20"/>
       <w:szCs w:val="20"/>
     </w:rPr>
@@ -1358,7 +1336,7 @@
       <w:rFonts w:asciiTheme="majorHAnsi" w:eastAsiaTheme="majorEastAsia" w:hAnsiTheme="majorHAnsi" w:cstheme="majorBidi"/>
       <w:b/>
       <w:bCs/>
-      <w:color w:val="365F91" w:themeColor="accent1" w:themeShade="BF"/>
+      <w:color w:val="000000"/>
       <w:sz w:val="28"/>
       <w:szCs w:val="28"/>
     </w:rPr>
@@ -1373,7 +1351,7 @@
       <w:rFonts w:asciiTheme="majorHAnsi" w:eastAsiaTheme="majorEastAsia" w:hAnsiTheme="majorHAnsi" w:cstheme="majorBidi"/>
       <w:b/>
       <w:bCs/>
-      <w:color w:val="4F81BD" w:themeColor="accent1"/>
+      <w:color w:val="000000"/>
       <w:sz w:val="26"/>
       <w:szCs w:val="26"/>
     </w:rPr>
@@ -1388,7 +1366,7 @@
       <w:rFonts w:asciiTheme="majorHAnsi" w:eastAsiaTheme="majorEastAsia" w:hAnsiTheme="majorHAnsi" w:cstheme="majorBidi"/>
       <w:b/>
       <w:bCs/>
-      <w:color w:val="4F81BD" w:themeColor="accent1"/>
+      <w:color w:val="000000"/>
     </w:rPr>
   </w:style>
   <w:style w:type="paragraph" w:styleId="Title">
@@ -1407,7 +1385,7 @@
     <w:rPr>
       <w:rFonts w:ascii="Times New Roman" w:hAnsi="Times New Roman" w:eastAsia="微軟正黑體" w:cs="Times New Roman"/>
       <w:b/>
-      <w:color w:val="1F3864"/>
+      <w:color w:val="000000"/>
       <w:spacing w:val="5"/>
       <w:kern w:val="28"/>
       <w:sz w:val="44"/>
@@ -1422,7 +1400,7 @@
     <w:rsid w:val="00FC693F"/>
     <w:rPr>
       <w:rFonts w:asciiTheme="majorHAnsi" w:eastAsiaTheme="majorEastAsia" w:hAnsiTheme="majorHAnsi" w:cstheme="majorBidi"/>
-      <w:color w:val="17365D" w:themeColor="text2" w:themeShade="BF"/>
+      <w:color w:val="000000"/>
       <w:spacing w:val="5"/>
       <w:kern w:val="28"/>
       <w:sz w:val="52"/>
@@ -1446,7 +1424,7 @@
       <w:rFonts w:asciiTheme="majorHAnsi" w:eastAsiaTheme="majorEastAsia" w:hAnsiTheme="majorHAnsi" w:cstheme="majorBidi"/>
       <w:i/>
       <w:iCs/>
-      <w:color w:val="4F81BD" w:themeColor="accent1"/>
+      <w:color w:val="000000"/>
       <w:spacing w:val="15"/>
       <w:sz w:val="24"/>
       <w:szCs w:val="24"/>
@@ -1462,7 +1440,7 @@
       <w:rFonts w:asciiTheme="majorHAnsi" w:eastAsiaTheme="majorEastAsia" w:hAnsiTheme="majorHAnsi" w:cstheme="majorBidi"/>
       <w:i/>
       <w:iCs/>
-      <w:color w:val="4F81BD" w:themeColor="accent1"/>
+      <w:color w:val="000000"/>
       <w:spacing w:val="15"/>
       <w:sz w:val="24"/>
       <w:szCs w:val="24"/>
@@ -1734,7 +1712,7 @@
     <w:rPr>
       <w:i/>
       <w:iCs/>
-      <w:color w:val="000000" w:themeColor="text1"/>
+      <w:color w:val="000000"/>
     </w:rPr>
   </w:style>
   <w:style w:type="character" w:customStyle="1" w:styleId="QuoteChar">
@@ -1746,7 +1724,7 @@
     <w:rPr>
       <w:i/>
       <w:iCs/>
-      <w:color w:val="000000" w:themeColor="text1"/>
+      <w:color w:val="000000"/>
     </w:rPr>
   </w:style>
   <w:style w:type="character" w:customStyle="1" w:styleId="Heading4Char">
@@ -1762,7 +1740,7 @@
       <w:bCs/>
       <w:i/>
       <w:iCs/>
-      <w:color w:val="4F81BD" w:themeColor="accent1"/>
+      <w:color w:val="000000"/>
     </w:rPr>
   </w:style>
   <w:style w:type="character" w:customStyle="1" w:styleId="Heading5Char">
@@ -1774,7 +1752,7 @@
     <w:rsid w:val="00FC693F"/>
     <w:rPr>
       <w:rFonts w:asciiTheme="majorHAnsi" w:eastAsiaTheme="majorEastAsia" w:hAnsiTheme="majorHAnsi" w:cstheme="majorBidi"/>
-      <w:color w:val="243F60" w:themeColor="accent1" w:themeShade="7F"/>
+      <w:color w:val="000000"/>
     </w:rPr>
   </w:style>
   <w:style w:type="character" w:customStyle="1" w:styleId="Heading6Char">
@@ -1788,7 +1766,7 @@
       <w:rFonts w:asciiTheme="majorHAnsi" w:eastAsiaTheme="majorEastAsia" w:hAnsiTheme="majorHAnsi" w:cstheme="majorBidi"/>
       <w:i/>
       <w:iCs/>
-      <w:color w:val="243F60" w:themeColor="accent1" w:themeShade="7F"/>
+      <w:color w:val="000000"/>
     </w:rPr>
   </w:style>
   <w:style w:type="character" w:customStyle="1" w:styleId="Heading7Char">
@@ -1802,7 +1780,7 @@
       <w:rFonts w:asciiTheme="majorHAnsi" w:eastAsiaTheme="majorEastAsia" w:hAnsiTheme="majorHAnsi" w:cstheme="majorBidi"/>
       <w:i/>
       <w:iCs/>
-      <w:color w:val="404040" w:themeColor="text1" w:themeTint="BF"/>
+      <w:color w:val="000000"/>
     </w:rPr>
   </w:style>
   <w:style w:type="character" w:customStyle="1" w:styleId="Heading8Char">
@@ -1814,7 +1792,7 @@
     <w:rsid w:val="00FC693F"/>
     <w:rPr>
       <w:rFonts w:asciiTheme="majorHAnsi" w:eastAsiaTheme="majorEastAsia" w:hAnsiTheme="majorHAnsi" w:cstheme="majorBidi"/>
-      <w:color w:val="4F81BD" w:themeColor="accent1"/>
+      <w:color w:val="000000"/>
       <w:sz w:val="20"/>
       <w:szCs w:val="20"/>
     </w:rPr>
@@ -1830,7 +1808,7 @@
       <w:rFonts w:asciiTheme="majorHAnsi" w:eastAsiaTheme="majorEastAsia" w:hAnsiTheme="majorHAnsi" w:cstheme="majorBidi"/>
       <w:i/>
       <w:iCs/>
-      <w:color w:val="404040" w:themeColor="text1" w:themeTint="BF"/>
+      <w:color w:val="000000"/>
       <w:sz w:val="20"/>
       <w:szCs w:val="20"/>
     </w:rPr>
@@ -1852,7 +1830,7 @@
       <w:b w:val="0"/>
       <w:bCs/>
       <w:i w:val="0"/>
-      <w:color w:val="404040"/>
+      <w:color w:val="000000"/>
       <w:sz w:val="21"/>
       <w:szCs w:val="18"/>
     </w:rPr>
@@ -1899,7 +1877,7 @@
       <w:bCs/>
       <w:i/>
       <w:iCs/>
-      <w:color w:val="4F81BD" w:themeColor="accent1"/>
+      <w:color w:val="000000"/>
     </w:rPr>
   </w:style>
   <w:style w:type="character" w:customStyle="1" w:styleId="IntenseQuoteChar">
@@ -1913,7 +1891,7 @@
       <w:bCs/>
       <w:i/>
       <w:iCs/>
-      <w:color w:val="4F81BD" w:themeColor="accent1"/>
+      <w:color w:val="000000"/>
     </w:rPr>
   </w:style>
   <w:style w:type="character" w:styleId="SubtleEmphasis">
@@ -1925,7 +1903,7 @@
     <w:rPr>
       <w:i/>
       <w:iCs/>
-      <w:color w:val="808080" w:themeColor="text1" w:themeTint="7F"/>
+      <w:color w:val="000000"/>
     </w:rPr>
   </w:style>
   <w:style w:type="character" w:styleId="IntenseEmphasis">
@@ -1939,7 +1917,7 @@
       <w:bCs/>
       <w:i/>
       <w:iCs/>
-      <w:color w:val="4F81BD" w:themeColor="accent1"/>
+      <w:color w:val="000000"/>
     </w:rPr>
   </w:style>
   <w:style w:type="character" w:styleId="SubtleReference">
@@ -1950,7 +1928,7 @@
     <w:rsid w:val="00FC693F"/>
     <w:rPr>
       <w:smallCaps/>
-      <w:color w:val="C0504D" w:themeColor="accent2"/>
+      <w:color w:val="000000"/>
       <w:u w:val="single"/>
     </w:rPr>
   </w:style>
@@ -1964,7 +1942,7 @@
       <w:b/>
       <w:bCs/>
       <w:smallCaps/>
-      <w:color w:val="C0504D" w:themeColor="accent2"/>
+      <w:color w:val="000000"/>
       <w:spacing w:val="5"/>
       <w:u w:val="single"/>
     </w:rPr>
@@ -1998,7 +1976,7 @@
     <w:rPr>
       <w:rFonts w:ascii="Times New Roman" w:hAnsi="Times New Roman" w:eastAsia="微軟正黑體" w:cs="Times New Roman"/>
       <w:b/>
-      <w:color w:val="1F3864"/>
+      <w:color w:val="000000"/>
       <w:sz w:val="32"/>
     </w:rPr>
   </w:style>
@@ -2037,7 +2015,7 @@
       <w:spacing w:after="0" w:line="240" w:lineRule="auto"/>
     </w:pPr>
     <w:rPr>
-      <w:color w:val="000000" w:themeColor="text1" w:themeShade="BF"/>
+      <w:color w:val="000000"/>
     </w:rPr>
     <w:tblPr>
       <w:tblStyleRowBandSize w:val="1"/>
@@ -2140,7 +2118,7 @@
       <w:spacing w:after="0" w:line="240" w:lineRule="auto"/>
     </w:pPr>
     <w:rPr>
-      <w:color w:val="365F91" w:themeColor="accent1" w:themeShade="BF"/>
+      <w:color w:val="000000"/>
     </w:rPr>
     <w:tblPr>
       <w:tblStyleRowBandSize w:val="1"/>
@@ -2243,7 +2221,7 @@
       <w:spacing w:after="0" w:line="240" w:lineRule="auto"/>
     </w:pPr>
     <w:rPr>
-      <w:color w:val="943634" w:themeColor="accent2" w:themeShade="BF"/>
+      <w:color w:val="000000"/>
     </w:rPr>
     <w:tblPr>
       <w:tblStyleRowBandSize w:val="1"/>
@@ -2346,7 +2324,7 @@
       <w:spacing w:after="0" w:line="240" w:lineRule="auto"/>
     </w:pPr>
     <w:rPr>
-      <w:color w:val="76923C" w:themeColor="accent3" w:themeShade="BF"/>
+      <w:color w:val="000000"/>
     </w:rPr>
     <w:tblPr>
       <w:tblStyleRowBandSize w:val="1"/>
@@ -2449,7 +2427,7 @@
       <w:spacing w:after="0" w:line="240" w:lineRule="auto"/>
     </w:pPr>
     <w:rPr>
-      <w:color w:val="5F497A" w:themeColor="accent4" w:themeShade="BF"/>
+      <w:color w:val="000000"/>
     </w:rPr>
     <w:tblPr>
       <w:tblStyleRowBandSize w:val="1"/>
@@ -2552,7 +2530,7 @@
       <w:spacing w:after="0" w:line="240" w:lineRule="auto"/>
     </w:pPr>
     <w:rPr>
-      <w:color w:val="31849B" w:themeColor="accent5" w:themeShade="BF"/>
+      <w:color w:val="000000"/>
     </w:rPr>
     <w:tblPr>
       <w:tblStyleRowBandSize w:val="1"/>
@@ -2655,7 +2633,7 @@
       <w:spacing w:after="0" w:line="240" w:lineRule="auto"/>
     </w:pPr>
     <w:rPr>
-      <w:color w:val="E36C0A" w:themeColor="accent6" w:themeShade="BF"/>
+      <w:color w:val="000000"/>
     </w:rPr>
     <w:tblPr>
       <w:tblStyleRowBandSize w:val="1"/>
@@ -2781,7 +2759,7 @@
       <w:rPr>
         <w:b/>
         <w:bCs/>
-        <w:color w:val="FFFFFF" w:themeColor="background1"/>
+        <w:color w:val="000000"/>
       </w:rPr>
       <w:tblPr/>
       <w:tcPr>
@@ -2873,7 +2851,7 @@
       <w:rPr>
         <w:b/>
         <w:bCs/>
-        <w:color w:val="FFFFFF" w:themeColor="background1"/>
+        <w:color w:val="000000"/>
       </w:rPr>
       <w:tblPr/>
       <w:tcPr>
@@ -2965,7 +2943,7 @@
       <w:rPr>
         <w:b/>
         <w:bCs/>
-        <w:color w:val="FFFFFF" w:themeColor="background1"/>
+        <w:color w:val="000000"/>
       </w:rPr>
       <w:tblPr/>
       <w:tcPr>
@@ -3057,7 +3035,7 @@
       <w:rPr>
         <w:b/>
         <w:bCs/>
-        <w:color w:val="FFFFFF" w:themeColor="background1"/>
+        <w:color w:val="000000"/>
       </w:rPr>
       <w:tblPr/>
       <w:tcPr>
@@ -3149,7 +3127,7 @@
       <w:rPr>
         <w:b/>
         <w:bCs/>
-        <w:color w:val="FFFFFF" w:themeColor="background1"/>
+        <w:color w:val="000000"/>
       </w:rPr>
       <w:tblPr/>
       <w:tcPr>
@@ -3241,7 +3219,7 @@
       <w:rPr>
         <w:b/>
         <w:bCs/>
-        <w:color w:val="FFFFFF" w:themeColor="background1"/>
+        <w:color w:val="000000"/>
       </w:rPr>
       <w:tblPr/>
       <w:tcPr>
@@ -3333,7 +3311,7 @@
       <w:rPr>
         <w:b/>
         <w:bCs/>
-        <w:color w:val="FFFFFF" w:themeColor="background1"/>
+        <w:color w:val="000000"/>
       </w:rPr>
       <w:tblPr/>
       <w:tcPr>
@@ -4336,7 +4314,7 @@
       <w:rPr>
         <w:b/>
         <w:bCs/>
-        <w:color w:val="FFFFFF" w:themeColor="background1"/>
+        <w:color w:val="000000"/>
       </w:rPr>
       <w:tblPr/>
       <w:tcPr>
@@ -4442,7 +4420,7 @@
       <w:rPr>
         <w:b/>
         <w:bCs/>
-        <w:color w:val="FFFFFF" w:themeColor="background1"/>
+        <w:color w:val="000000"/>
       </w:rPr>
       <w:tblPr/>
       <w:tcPr>
@@ -4548,7 +4526,7 @@
       <w:rPr>
         <w:b/>
         <w:bCs/>
-        <w:color w:val="FFFFFF" w:themeColor="background1"/>
+        <w:color w:val="000000"/>
       </w:rPr>
       <w:tblPr/>
       <w:tcPr>
@@ -4654,7 +4632,7 @@
       <w:rPr>
         <w:b/>
         <w:bCs/>
-        <w:color w:val="FFFFFF" w:themeColor="background1"/>
+        <w:color w:val="000000"/>
       </w:rPr>
       <w:tblPr/>
       <w:tcPr>
@@ -4760,7 +4738,7 @@
       <w:rPr>
         <w:b/>
         <w:bCs/>
-        <w:color w:val="FFFFFF" w:themeColor="background1"/>
+        <w:color w:val="000000"/>
       </w:rPr>
       <w:tblPr/>
       <w:tcPr>
@@ -4866,7 +4844,7 @@
       <w:rPr>
         <w:b/>
         <w:bCs/>
-        <w:color w:val="FFFFFF" w:themeColor="background1"/>
+        <w:color w:val="000000"/>
       </w:rPr>
       <w:tblPr/>
       <w:tcPr>
@@ -4972,7 +4950,7 @@
       <w:rPr>
         <w:b/>
         <w:bCs/>
-        <w:color w:val="FFFFFF" w:themeColor="background1"/>
+        <w:color w:val="000000"/>
       </w:rPr>
       <w:tblPr/>
       <w:tcPr>
@@ -5075,7 +5053,7 @@
       <w:rPr>
         <w:b/>
         <w:bCs/>
-        <w:color w:val="FFFFFF" w:themeColor="background1"/>
+        <w:color w:val="000000"/>
       </w:rPr>
       <w:tblPr/>
       <w:tcPr>
@@ -5095,7 +5073,7 @@
         <w:spacing w:before="0" w:after="0" w:line="240" w:lineRule="auto"/>
       </w:pPr>
       <w:rPr>
-        <w:color w:val="auto"/>
+        <w:color w:val="000000"/>
       </w:rPr>
       <w:tblPr/>
       <w:tcPr>
@@ -5114,7 +5092,7 @@
       <w:rPr>
         <w:b/>
         <w:bCs/>
-        <w:color w:val="FFFFFF" w:themeColor="background1"/>
+        <w:color w:val="000000"/>
       </w:rPr>
       <w:tblPr/>
       <w:tcPr>
@@ -5133,7 +5111,7 @@
       <w:rPr>
         <w:b/>
         <w:bCs/>
-        <w:color w:val="FFFFFF" w:themeColor="background1"/>
+        <w:color w:val="000000"/>
       </w:rPr>
       <w:tblPr/>
       <w:tcPr>
@@ -5179,7 +5157,7 @@
     </w:tblStylePr>
     <w:tblStylePr w:type="nwCell">
       <w:rPr>
-        <w:color w:val="FFFFFF" w:themeColor="background1"/>
+        <w:color w:val="000000"/>
       </w:rPr>
       <w:tblPr/>
       <w:tcPr>
@@ -5224,7 +5202,7 @@
       <w:rPr>
         <w:b/>
         <w:bCs/>
-        <w:color w:val="FFFFFF" w:themeColor="background1"/>
+        <w:color w:val="000000"/>
       </w:rPr>
       <w:tblPr/>
       <w:tcPr>
@@ -5244,7 +5222,7 @@
         <w:spacing w:before="0" w:after="0" w:line="240" w:lineRule="auto"/>
       </w:pPr>
       <w:rPr>
-        <w:color w:val="auto"/>
+        <w:color w:val="000000"/>
       </w:rPr>
       <w:tblPr/>
       <w:tcPr>
@@ -5263,7 +5241,7 @@
       <w:rPr>
         <w:b/>
         <w:bCs/>
-        <w:color w:val="FFFFFF" w:themeColor="background1"/>
+        <w:color w:val="000000"/>
       </w:rPr>
       <w:tblPr/>
       <w:tcPr>
@@ -5282,7 +5260,7 @@
       <w:rPr>
         <w:b/>
         <w:bCs/>
-        <w:color w:val="FFFFFF" w:themeColor="background1"/>
+        <w:color w:val="000000"/>
       </w:rPr>
       <w:tblPr/>
       <w:tcPr>
@@ -5328,7 +5306,7 @@
     </w:tblStylePr>
     <w:tblStylePr w:type="nwCell">
       <w:rPr>
-        <w:color w:val="FFFFFF" w:themeColor="background1"/>
+        <w:color w:val="000000"/>
       </w:rPr>
       <w:tblPr/>
       <w:tcPr>
@@ -5373,7 +5351,7 @@
       <w:rPr>
         <w:b/>
         <w:bCs/>
-        <w:color w:val="FFFFFF" w:themeColor="background1"/>
+        <w:color w:val="000000"/>
       </w:rPr>
       <w:tblPr/>
       <w:tcPr>
@@ -5393,7 +5371,7 @@
         <w:spacing w:before="0" w:after="0" w:line="240" w:lineRule="auto"/>
       </w:pPr>
       <w:rPr>
-        <w:color w:val="auto"/>
+        <w:color w:val="000000"/>
       </w:rPr>
       <w:tblPr/>
       <w:tcPr>
@@ -5412,7 +5390,7 @@
       <w:rPr>
         <w:b/>
         <w:bCs/>
-        <w:color w:val="FFFFFF" w:themeColor="background1"/>
+        <w:color w:val="000000"/>
       </w:rPr>
       <w:tblPr/>
       <w:tcPr>
@@ -5431,7 +5409,7 @@
       <w:rPr>
         <w:b/>
         <w:bCs/>
-        <w:color w:val="FFFFFF" w:themeColor="background1"/>
+        <w:color w:val="000000"/>
       </w:rPr>
       <w:tblPr/>
       <w:tcPr>
@@ -5477,7 +5455,7 @@
     </w:tblStylePr>
     <w:tblStylePr w:type="nwCell">
       <w:rPr>
-        <w:color w:val="FFFFFF" w:themeColor="background1"/>
+        <w:color w:val="000000"/>
       </w:rPr>
       <w:tblPr/>
       <w:tcPr>
@@ -5522,7 +5500,7 @@
       <w:rPr>
         <w:b/>
         <w:bCs/>
-        <w:color w:val="FFFFFF" w:themeColor="background1"/>
+        <w:color w:val="000000"/>
       </w:rPr>
       <w:tblPr/>
       <w:tcPr>
@@ -5542,7 +5520,7 @@
         <w:spacing w:before="0" w:after="0" w:line="240" w:lineRule="auto"/>
       </w:pPr>
       <w:rPr>
-        <w:color w:val="auto"/>
+        <w:color w:val="000000"/>
       </w:rPr>
       <w:tblPr/>
       <w:tcPr>
@@ -5561,7 +5539,7 @@
       <w:rPr>
         <w:b/>
         <w:bCs/>
-        <w:color w:val="FFFFFF" w:themeColor="background1"/>
+        <w:color w:val="000000"/>
       </w:rPr>
       <w:tblPr/>
       <w:tcPr>
@@ -5580,7 +5558,7 @@
       <w:rPr>
         <w:b/>
         <w:bCs/>
-        <w:color w:val="FFFFFF" w:themeColor="background1"/>
+        <w:color w:val="000000"/>
       </w:rPr>
       <w:tblPr/>
       <w:tcPr>
@@ -5626,7 +5604,7 @@
     </w:tblStylePr>
     <w:tblStylePr w:type="nwCell">
       <w:rPr>
-        <w:color w:val="FFFFFF" w:themeColor="background1"/>
+        <w:color w:val="000000"/>
       </w:rPr>
       <w:tblPr/>
       <w:tcPr>
@@ -5671,7 +5649,7 @@
       <w:rPr>
         <w:b/>
         <w:bCs/>
-        <w:color w:val="FFFFFF" w:themeColor="background1"/>
+        <w:color w:val="000000"/>
       </w:rPr>
       <w:tblPr/>
       <w:tcPr>
@@ -5691,7 +5669,7 @@
         <w:spacing w:before="0" w:after="0" w:line="240" w:lineRule="auto"/>
       </w:pPr>
       <w:rPr>
-        <w:color w:val="auto"/>
+        <w:color w:val="000000"/>
       </w:rPr>
       <w:tblPr/>
       <w:tcPr>
@@ -5710,7 +5688,7 @@
       <w:rPr>
         <w:b/>
         <w:bCs/>
-        <w:color w:val="FFFFFF" w:themeColor="background1"/>
+        <w:color w:val="000000"/>
       </w:rPr>
       <w:tblPr/>
       <w:tcPr>
@@ -5729,7 +5707,7 @@
       <w:rPr>
         <w:b/>
         <w:bCs/>
-        <w:color w:val="FFFFFF" w:themeColor="background1"/>
+        <w:color w:val="000000"/>
       </w:rPr>
       <w:tblPr/>
       <w:tcPr>
@@ -5775,7 +5753,7 @@
     </w:tblStylePr>
     <w:tblStylePr w:type="nwCell">
       <w:rPr>
-        <w:color w:val="FFFFFF" w:themeColor="background1"/>
+        <w:color w:val="000000"/>
       </w:rPr>
       <w:tblPr/>
       <w:tcPr>
@@ -5820,7 +5798,7 @@
       <w:rPr>
         <w:b/>
         <w:bCs/>
-        <w:color w:val="FFFFFF" w:themeColor="background1"/>
+        <w:color w:val="000000"/>
       </w:rPr>
       <w:tblPr/>
       <w:tcPr>
@@ -5840,7 +5818,7 @@
         <w:spacing w:before="0" w:after="0" w:line="240" w:lineRule="auto"/>
       </w:pPr>
       <w:rPr>
-        <w:color w:val="auto"/>
+        <w:color w:val="000000"/>
       </w:rPr>
       <w:tblPr/>
       <w:tcPr>
@@ -5859,7 +5837,7 @@
       <w:rPr>
         <w:b/>
         <w:bCs/>
-        <w:color w:val="FFFFFF" w:themeColor="background1"/>
+        <w:color w:val="000000"/>
       </w:rPr>
       <w:tblPr/>
       <w:tcPr>
@@ -5878,7 +5856,7 @@
       <w:rPr>
         <w:b/>
         <w:bCs/>
-        <w:color w:val="FFFFFF" w:themeColor="background1"/>
+        <w:color w:val="000000"/>
       </w:rPr>
       <w:tblPr/>
       <w:tcPr>
@@ -5924,7 +5902,7 @@
     </w:tblStylePr>
     <w:tblStylePr w:type="nwCell">
       <w:rPr>
-        <w:color w:val="FFFFFF" w:themeColor="background1"/>
+        <w:color w:val="000000"/>
       </w:rPr>
       <w:tblPr/>
       <w:tcPr>
@@ -5969,7 +5947,7 @@
       <w:rPr>
         <w:b/>
         <w:bCs/>
-        <w:color w:val="FFFFFF" w:themeColor="background1"/>
+        <w:color w:val="000000"/>
       </w:rPr>
       <w:tblPr/>
       <w:tcPr>
@@ -5989,7 +5967,7 @@
         <w:spacing w:before="0" w:after="0" w:line="240" w:lineRule="auto"/>
       </w:pPr>
       <w:rPr>
-        <w:color w:val="auto"/>
+        <w:color w:val="000000"/>
       </w:rPr>
       <w:tblPr/>
       <w:tcPr>
@@ -6008,7 +5986,7 @@
       <w:rPr>
         <w:b/>
         <w:bCs/>
-        <w:color w:val="FFFFFF" w:themeColor="background1"/>
+        <w:color w:val="000000"/>
       </w:rPr>
       <w:tblPr/>
       <w:tcPr>
@@ -6027,7 +6005,7 @@
       <w:rPr>
         <w:b/>
         <w:bCs/>
-        <w:color w:val="FFFFFF" w:themeColor="background1"/>
+        <w:color w:val="000000"/>
       </w:rPr>
       <w:tblPr/>
       <w:tcPr>
@@ -6073,7 +6051,7 @@
     </w:tblStylePr>
     <w:tblStylePr w:type="nwCell">
       <w:rPr>
-        <w:color w:val="FFFFFF" w:themeColor="background1"/>
+        <w:color w:val="000000"/>
       </w:rPr>
       <w:tblPr/>
       <w:tcPr>
@@ -6097,7 +6075,7 @@
       <w:spacing w:after="0" w:line="240" w:lineRule="auto"/>
     </w:pPr>
     <w:rPr>
-      <w:color w:val="000000" w:themeColor="text1"/>
+      <w:color w:val="000000"/>
     </w:rPr>
     <w:tblPr>
       <w:tblStyleRowBandSize w:val="1"/>
@@ -6130,7 +6108,7 @@
       <w:rPr>
         <w:b/>
         <w:bCs/>
-        <w:color w:val="1F497D" w:themeColor="text2"/>
+        <w:color w:val="000000"/>
       </w:rPr>
       <w:tblPr/>
       <w:tcPr>
@@ -6181,7 +6159,7 @@
       <w:spacing w:after="0" w:line="240" w:lineRule="auto"/>
     </w:pPr>
     <w:rPr>
-      <w:color w:val="000000" w:themeColor="text1"/>
+      <w:color w:val="000000"/>
     </w:rPr>
     <w:tblPr>
       <w:tblStyleRowBandSize w:val="1"/>
@@ -6214,7 +6192,7 @@
       <w:rPr>
         <w:b/>
         <w:bCs/>
-        <w:color w:val="1F497D" w:themeColor="text2"/>
+        <w:color w:val="000000"/>
       </w:rPr>
       <w:tblPr/>
       <w:tcPr>
@@ -6265,7 +6243,7 @@
       <w:spacing w:after="0" w:line="240" w:lineRule="auto"/>
     </w:pPr>
     <w:rPr>
-      <w:color w:val="000000" w:themeColor="text1"/>
+      <w:color w:val="000000"/>
     </w:rPr>
     <w:tblPr>
       <w:tblStyleRowBandSize w:val="1"/>
@@ -6298,7 +6276,7 @@
       <w:rPr>
         <w:b/>
         <w:bCs/>
-        <w:color w:val="1F497D" w:themeColor="text2"/>
+        <w:color w:val="000000"/>
       </w:rPr>
       <w:tblPr/>
       <w:tcPr>
@@ -6349,7 +6327,7 @@
       <w:spacing w:after="0" w:line="240" w:lineRule="auto"/>
     </w:pPr>
     <w:rPr>
-      <w:color w:val="000000" w:themeColor="text1"/>
+      <w:color w:val="000000"/>
     </w:rPr>
     <w:tblPr>
       <w:tblStyleRowBandSize w:val="1"/>
@@ -6382,7 +6360,7 @@
       <w:rPr>
         <w:b/>
         <w:bCs/>
-        <w:color w:val="1F497D" w:themeColor="text2"/>
+        <w:color w:val="000000"/>
       </w:rPr>
       <w:tblPr/>
       <w:tcPr>
@@ -6433,7 +6411,7 @@
       <w:spacing w:after="0" w:line="240" w:lineRule="auto"/>
     </w:pPr>
     <w:rPr>
-      <w:color w:val="000000" w:themeColor="text1"/>
+      <w:color w:val="000000"/>
     </w:rPr>
     <w:tblPr>
       <w:tblStyleRowBandSize w:val="1"/>
@@ -6466,7 +6444,7 @@
       <w:rPr>
         <w:b/>
         <w:bCs/>
-        <w:color w:val="1F497D" w:themeColor="text2"/>
+        <w:color w:val="000000"/>
       </w:rPr>
       <w:tblPr/>
       <w:tcPr>
@@ -6517,7 +6495,7 @@
       <w:spacing w:after="0" w:line="240" w:lineRule="auto"/>
     </w:pPr>
     <w:rPr>
-      <w:color w:val="000000" w:themeColor="text1"/>
+      <w:color w:val="000000"/>
     </w:rPr>
     <w:tblPr>
       <w:tblStyleRowBandSize w:val="1"/>
@@ -6550,7 +6528,7 @@
       <w:rPr>
         <w:b/>
         <w:bCs/>
-        <w:color w:val="1F497D" w:themeColor="text2"/>
+        <w:color w:val="000000"/>
       </w:rPr>
       <w:tblPr/>
       <w:tcPr>
@@ -6601,7 +6579,7 @@
       <w:spacing w:after="0" w:line="240" w:lineRule="auto"/>
     </w:pPr>
     <w:rPr>
-      <w:color w:val="000000" w:themeColor="text1"/>
+      <w:color w:val="000000"/>
     </w:rPr>
     <w:tblPr>
       <w:tblStyleRowBandSize w:val="1"/>
@@ -6634,7 +6612,7 @@
       <w:rPr>
         <w:b/>
         <w:bCs/>
-        <w:color w:val="1F497D" w:themeColor="text2"/>
+        <w:color w:val="000000"/>
       </w:rPr>
       <w:tblPr/>
       <w:tcPr>
@@ -6686,7 +6664,7 @@
     </w:pPr>
     <w:rPr>
       <w:rFonts w:asciiTheme="majorHAnsi" w:eastAsiaTheme="majorEastAsia" w:hAnsiTheme="majorHAnsi" w:cstheme="majorBidi"/>
-      <w:color w:val="000000" w:themeColor="text1"/>
+      <w:color w:val="000000"/>
     </w:rPr>
     <w:tblPr>
       <w:tblStyleRowBandSize w:val="1"/>
@@ -6814,7 +6792,7 @@
     </w:pPr>
     <w:rPr>
       <w:rFonts w:asciiTheme="majorHAnsi" w:eastAsiaTheme="majorEastAsia" w:hAnsiTheme="majorHAnsi" w:cstheme="majorBidi"/>
-      <w:color w:val="000000" w:themeColor="text1"/>
+      <w:color w:val="000000"/>
     </w:rPr>
     <w:tblPr>
       <w:tblStyleRowBandSize w:val="1"/>
@@ -6942,7 +6920,7 @@
     </w:pPr>
     <w:rPr>
       <w:rFonts w:asciiTheme="majorHAnsi" w:eastAsiaTheme="majorEastAsia" w:hAnsiTheme="majorHAnsi" w:cstheme="majorBidi"/>
-      <w:color w:val="000000" w:themeColor="text1"/>
+      <w:color w:val="000000"/>
     </w:rPr>
     <w:tblPr>
       <w:tblStyleRowBandSize w:val="1"/>
@@ -7070,7 +7048,7 @@
     </w:pPr>
     <w:rPr>
       <w:rFonts w:asciiTheme="majorHAnsi" w:eastAsiaTheme="majorEastAsia" w:hAnsiTheme="majorHAnsi" w:cstheme="majorBidi"/>
-      <w:color w:val="000000" w:themeColor="text1"/>
+      <w:color w:val="000000"/>
     </w:rPr>
     <w:tblPr>
       <w:tblStyleRowBandSize w:val="1"/>
@@ -7198,7 +7176,7 @@
     </w:pPr>
     <w:rPr>
       <w:rFonts w:asciiTheme="majorHAnsi" w:eastAsiaTheme="majorEastAsia" w:hAnsiTheme="majorHAnsi" w:cstheme="majorBidi"/>
-      <w:color w:val="000000" w:themeColor="text1"/>
+      <w:color w:val="000000"/>
     </w:rPr>
     <w:tblPr>
       <w:tblStyleRowBandSize w:val="1"/>
@@ -7326,7 +7304,7 @@
     </w:pPr>
     <w:rPr>
       <w:rFonts w:asciiTheme="majorHAnsi" w:eastAsiaTheme="majorEastAsia" w:hAnsiTheme="majorHAnsi" w:cstheme="majorBidi"/>
-      <w:color w:val="000000" w:themeColor="text1"/>
+      <w:color w:val="000000"/>
     </w:rPr>
     <w:tblPr>
       <w:tblStyleRowBandSize w:val="1"/>
@@ -7454,7 +7432,7 @@
     </w:pPr>
     <w:rPr>
       <w:rFonts w:asciiTheme="majorHAnsi" w:eastAsiaTheme="majorEastAsia" w:hAnsiTheme="majorHAnsi" w:cstheme="majorBidi"/>
-      <w:color w:val="000000" w:themeColor="text1"/>
+      <w:color w:val="000000"/>
     </w:rPr>
     <w:tblPr>
       <w:tblStyleRowBandSize w:val="1"/>
@@ -8093,7 +8071,7 @@
     </w:pPr>
     <w:rPr>
       <w:rFonts w:asciiTheme="majorHAnsi" w:eastAsiaTheme="majorEastAsia" w:hAnsiTheme="majorHAnsi" w:cstheme="majorBidi"/>
-      <w:color w:val="000000" w:themeColor="text1"/>
+      <w:color w:val="000000"/>
     </w:rPr>
     <w:tblPr>
       <w:tblStyleRowBandSize w:val="1"/>
@@ -8121,7 +8099,7 @@
       <w:rPr>
         <w:b/>
         <w:bCs/>
-        <w:color w:val="000000" w:themeColor="text1"/>
+        <w:color w:val="000000"/>
       </w:rPr>
       <w:tblPr/>
       <w:tcPr>
@@ -8132,7 +8110,7 @@
       <w:rPr>
         <w:b/>
         <w:bCs/>
-        <w:color w:val="000000" w:themeColor="text1"/>
+        <w:color w:val="000000"/>
       </w:rPr>
       <w:tblPr/>
       <w:tcPr>
@@ -8151,7 +8129,7 @@
       <w:rPr>
         <w:b/>
         <w:bCs/>
-        <w:color w:val="000000" w:themeColor="text1"/>
+        <w:color w:val="000000"/>
       </w:rPr>
       <w:tblPr/>
       <w:tcPr>
@@ -8170,7 +8148,7 @@
       <w:rPr>
         <w:b w:val="0"/>
         <w:bCs w:val="0"/>
-        <w:color w:val="000000" w:themeColor="text1"/>
+        <w:color w:val="000000"/>
       </w:rPr>
       <w:tblPr/>
       <w:tcPr>
@@ -8218,7 +8196,7 @@
     </w:pPr>
     <w:rPr>
       <w:rFonts w:asciiTheme="majorHAnsi" w:eastAsiaTheme="majorEastAsia" w:hAnsiTheme="majorHAnsi" w:cstheme="majorBidi"/>
-      <w:color w:val="000000" w:themeColor="text1"/>
+      <w:color w:val="000000"/>
     </w:rPr>
     <w:tblPr>
       <w:tblStyleRowBandSize w:val="1"/>
@@ -8246,7 +8224,7 @@
       <w:rPr>
         <w:b/>
         <w:bCs/>
-        <w:color w:val="000000" w:themeColor="text1"/>
+        <w:color w:val="000000"/>
       </w:rPr>
       <w:tblPr/>
       <w:tcPr>
@@ -8257,7 +8235,7 @@
       <w:rPr>
         <w:b/>
         <w:bCs/>
-        <w:color w:val="000000" w:themeColor="text1"/>
+        <w:color w:val="000000"/>
       </w:rPr>
       <w:tblPr/>
       <w:tcPr>
@@ -8276,7 +8254,7 @@
       <w:rPr>
         <w:b/>
         <w:bCs/>
-        <w:color w:val="000000" w:themeColor="text1"/>
+        <w:color w:val="000000"/>
       </w:rPr>
       <w:tblPr/>
       <w:tcPr>
@@ -8295,7 +8273,7 @@
       <w:rPr>
         <w:b w:val="0"/>
         <w:bCs w:val="0"/>
-        <w:color w:val="000000" w:themeColor="text1"/>
+        <w:color w:val="000000"/>
       </w:rPr>
       <w:tblPr/>
       <w:tcPr>
@@ -8343,7 +8321,7 @@
     </w:pPr>
     <w:rPr>
       <w:rFonts w:asciiTheme="majorHAnsi" w:eastAsiaTheme="majorEastAsia" w:hAnsiTheme="majorHAnsi" w:cstheme="majorBidi"/>
-      <w:color w:val="000000" w:themeColor="text1"/>
+      <w:color w:val="000000"/>
     </w:rPr>
     <w:tblPr>
       <w:tblStyleRowBandSize w:val="1"/>
@@ -8371,7 +8349,7 @@
       <w:rPr>
         <w:b/>
         <w:bCs/>
-        <w:color w:val="000000" w:themeColor="text1"/>
+        <w:color w:val="000000"/>
       </w:rPr>
       <w:tblPr/>
       <w:tcPr>
@@ -8382,7 +8360,7 @@
       <w:rPr>
         <w:b/>
         <w:bCs/>
-        <w:color w:val="000000" w:themeColor="text1"/>
+        <w:color w:val="000000"/>
       </w:rPr>
       <w:tblPr/>
       <w:tcPr>
@@ -8401,7 +8379,7 @@
       <w:rPr>
         <w:b/>
         <w:bCs/>
-        <w:color w:val="000000" w:themeColor="text1"/>
+        <w:color w:val="000000"/>
       </w:rPr>
       <w:tblPr/>
       <w:tcPr>
@@ -8420,7 +8398,7 @@
       <w:rPr>
         <w:b w:val="0"/>
         <w:bCs w:val="0"/>
-        <w:color w:val="000000" w:themeColor="text1"/>
+        <w:color w:val="000000"/>
       </w:rPr>
       <w:tblPr/>
       <w:tcPr>
@@ -8468,7 +8446,7 @@
     </w:pPr>
     <w:rPr>
       <w:rFonts w:asciiTheme="majorHAnsi" w:eastAsiaTheme="majorEastAsia" w:hAnsiTheme="majorHAnsi" w:cstheme="majorBidi"/>
-      <w:color w:val="000000" w:themeColor="text1"/>
+      <w:color w:val="000000"/>
     </w:rPr>
     <w:tblPr>
       <w:tblStyleRowBandSize w:val="1"/>
@@ -8496,7 +8474,7 @@
       <w:rPr>
         <w:b/>
         <w:bCs/>
-        <w:color w:val="000000" w:themeColor="text1"/>
+        <w:color w:val="000000"/>
       </w:rPr>
       <w:tblPr/>
       <w:tcPr>
@@ -8507,7 +8485,7 @@
       <w:rPr>
         <w:b/>
         <w:bCs/>
-        <w:color w:val="000000" w:themeColor="text1"/>
+        <w:color w:val="000000"/>
       </w:rPr>
       <w:tblPr/>
       <w:tcPr>
@@ -8526,7 +8504,7 @@
       <w:rPr>
         <w:b/>
         <w:bCs/>
-        <w:color w:val="000000" w:themeColor="text1"/>
+        <w:color w:val="000000"/>
       </w:rPr>
       <w:tblPr/>
       <w:tcPr>
@@ -8545,7 +8523,7 @@
       <w:rPr>
         <w:b w:val="0"/>
         <w:bCs w:val="0"/>
-        <w:color w:val="000000" w:themeColor="text1"/>
+        <w:color w:val="000000"/>
       </w:rPr>
       <w:tblPr/>
       <w:tcPr>
@@ -8593,7 +8571,7 @@
     </w:pPr>
     <w:rPr>
       <w:rFonts w:asciiTheme="majorHAnsi" w:eastAsiaTheme="majorEastAsia" w:hAnsiTheme="majorHAnsi" w:cstheme="majorBidi"/>
-      <w:color w:val="000000" w:themeColor="text1"/>
+      <w:color w:val="000000"/>
     </w:rPr>
     <w:tblPr>
       <w:tblStyleRowBandSize w:val="1"/>
@@ -8621,7 +8599,7 @@
       <w:rPr>
         <w:b/>
         <w:bCs/>
-        <w:color w:val="000000" w:themeColor="text1"/>
+        <w:color w:val="000000"/>
       </w:rPr>
       <w:tblPr/>
       <w:tcPr>
@@ -8632,7 +8610,7 @@
       <w:rPr>
         <w:b/>
         <w:bCs/>
-        <w:color w:val="000000" w:themeColor="text1"/>
+        <w:color w:val="000000"/>
       </w:rPr>
       <w:tblPr/>
       <w:tcPr>
@@ -8651,7 +8629,7 @@
       <w:rPr>
         <w:b/>
         <w:bCs/>
-        <w:color w:val="000000" w:themeColor="text1"/>
+        <w:color w:val="000000"/>
       </w:rPr>
       <w:tblPr/>
       <w:tcPr>
@@ -8670,7 +8648,7 @@
       <w:rPr>
         <w:b w:val="0"/>
         <w:bCs w:val="0"/>
-        <w:color w:val="000000" w:themeColor="text1"/>
+        <w:color w:val="000000"/>
       </w:rPr>
       <w:tblPr/>
       <w:tcPr>
@@ -8718,7 +8696,7 @@
     </w:pPr>
     <w:rPr>
       <w:rFonts w:asciiTheme="majorHAnsi" w:eastAsiaTheme="majorEastAsia" w:hAnsiTheme="majorHAnsi" w:cstheme="majorBidi"/>
-      <w:color w:val="000000" w:themeColor="text1"/>
+      <w:color w:val="000000"/>
     </w:rPr>
     <w:tblPr>
       <w:tblStyleRowBandSize w:val="1"/>
@@ -8746,7 +8724,7 @@
       <w:rPr>
         <w:b/>
         <w:bCs/>
-        <w:color w:val="000000" w:themeColor="text1"/>
+        <w:color w:val="000000"/>
       </w:rPr>
       <w:tblPr/>
       <w:tcPr>
@@ -8757,7 +8735,7 @@
       <w:rPr>
         <w:b/>
         <w:bCs/>
-        <w:color w:val="000000" w:themeColor="text1"/>
+        <w:color w:val="000000"/>
       </w:rPr>
       <w:tblPr/>
       <w:tcPr>
@@ -8776,7 +8754,7 @@
       <w:rPr>
         <w:b/>
         <w:bCs/>
-        <w:color w:val="000000" w:themeColor="text1"/>
+        <w:color w:val="000000"/>
       </w:rPr>
       <w:tblPr/>
       <w:tcPr>
@@ -8795,7 +8773,7 @@
       <w:rPr>
         <w:b w:val="0"/>
         <w:bCs w:val="0"/>
-        <w:color w:val="000000" w:themeColor="text1"/>
+        <w:color w:val="000000"/>
       </w:rPr>
       <w:tblPr/>
       <w:tcPr>
@@ -8843,7 +8821,7 @@
     </w:pPr>
     <w:rPr>
       <w:rFonts w:asciiTheme="majorHAnsi" w:eastAsiaTheme="majorEastAsia" w:hAnsiTheme="majorHAnsi" w:cstheme="majorBidi"/>
-      <w:color w:val="000000" w:themeColor="text1"/>
+      <w:color w:val="000000"/>
     </w:rPr>
     <w:tblPr>
       <w:tblStyleRowBandSize w:val="1"/>
@@ -8871,7 +8849,7 @@
       <w:rPr>
         <w:b/>
         <w:bCs/>
-        <w:color w:val="000000" w:themeColor="text1"/>
+        <w:color w:val="000000"/>
       </w:rPr>
       <w:tblPr/>
       <w:tcPr>
@@ -8882,7 +8860,7 @@
       <w:rPr>
         <w:b/>
         <w:bCs/>
-        <w:color w:val="000000" w:themeColor="text1"/>
+        <w:color w:val="000000"/>
       </w:rPr>
       <w:tblPr/>
       <w:tcPr>
@@ -8901,7 +8879,7 @@
       <w:rPr>
         <w:b/>
         <w:bCs/>
-        <w:color w:val="000000" w:themeColor="text1"/>
+        <w:color w:val="000000"/>
       </w:rPr>
       <w:tblPr/>
       <w:tcPr>
@@ -8920,7 +8898,7 @@
       <w:rPr>
         <w:b w:val="0"/>
         <w:bCs w:val="0"/>
-        <w:color w:val="000000" w:themeColor="text1"/>
+        <w:color w:val="000000"/>
       </w:rPr>
       <w:tblPr/>
       <w:tcPr>
@@ -8994,7 +8972,7 @@
         <w:bCs/>
         <w:i w:val="0"/>
         <w:iCs w:val="0"/>
-        <w:color w:val="FFFFFF" w:themeColor="background1"/>
+        <w:color w:val="000000"/>
       </w:rPr>
       <w:tblPr/>
       <w:tcPr>
@@ -9015,7 +8993,7 @@
         <w:bCs/>
         <w:i w:val="0"/>
         <w:iCs w:val="0"/>
-        <w:color w:val="FFFFFF" w:themeColor="background1"/>
+        <w:color w:val="000000"/>
       </w:rPr>
       <w:tblPr/>
       <w:tcPr>
@@ -9036,7 +9014,7 @@
         <w:bCs/>
         <w:i w:val="0"/>
         <w:iCs w:val="0"/>
-        <w:color w:val="FFFFFF" w:themeColor="background1"/>
+        <w:color w:val="000000"/>
       </w:rPr>
       <w:tblPr/>
       <w:tcPr>
@@ -9055,7 +9033,7 @@
         <w:bCs/>
         <w:i w:val="0"/>
         <w:iCs w:val="0"/>
-        <w:color w:val="FFFFFF" w:themeColor="background1"/>
+        <w:color w:val="000000"/>
       </w:rPr>
       <w:tblPr/>
       <w:tcPr>
@@ -9135,7 +9113,7 @@
         <w:bCs/>
         <w:i w:val="0"/>
         <w:iCs w:val="0"/>
-        <w:color w:val="FFFFFF" w:themeColor="background1"/>
+        <w:color w:val="000000"/>
       </w:rPr>
       <w:tblPr/>
       <w:tcPr>
@@ -9156,7 +9134,7 @@
         <w:bCs/>
         <w:i w:val="0"/>
         <w:iCs w:val="0"/>
-        <w:color w:val="FFFFFF" w:themeColor="background1"/>
+        <w:color w:val="000000"/>
       </w:rPr>
       <w:tblPr/>
       <w:tcPr>
@@ -9177,7 +9155,7 @@
         <w:bCs/>
         <w:i w:val="0"/>
         <w:iCs w:val="0"/>
-        <w:color w:val="FFFFFF" w:themeColor="background1"/>
+        <w:color w:val="000000"/>
       </w:rPr>
       <w:tblPr/>
       <w:tcPr>
@@ -9196,7 +9174,7 @@
         <w:bCs/>
         <w:i w:val="0"/>
         <w:iCs w:val="0"/>
-        <w:color w:val="FFFFFF" w:themeColor="background1"/>
+        <w:color w:val="000000"/>
       </w:rPr>
       <w:tblPr/>
       <w:tcPr>
@@ -9276,7 +9254,7 @@
         <w:bCs/>
         <w:i w:val="0"/>
         <w:iCs w:val="0"/>
-        <w:color w:val="FFFFFF" w:themeColor="background1"/>
+        <w:color w:val="000000"/>
       </w:rPr>
       <w:tblPr/>
       <w:tcPr>
@@ -9297,7 +9275,7 @@
         <w:bCs/>
         <w:i w:val="0"/>
         <w:iCs w:val="0"/>
-        <w:color w:val="FFFFFF" w:themeColor="background1"/>
+        <w:color w:val="000000"/>
       </w:rPr>
       <w:tblPr/>
       <w:tcPr>
@@ -9318,7 +9296,7 @@
         <w:bCs/>
         <w:i w:val="0"/>
         <w:iCs w:val="0"/>
-        <w:color w:val="FFFFFF" w:themeColor="background1"/>
+        <w:color w:val="000000"/>
       </w:rPr>
       <w:tblPr/>
       <w:tcPr>
@@ -9337,7 +9315,7 @@
         <w:bCs/>
         <w:i w:val="0"/>
         <w:iCs w:val="0"/>
-        <w:color w:val="FFFFFF" w:themeColor="background1"/>
+        <w:color w:val="000000"/>
       </w:rPr>
       <w:tblPr/>
       <w:tcPr>
@@ -9417,7 +9395,7 @@
         <w:bCs/>
         <w:i w:val="0"/>
         <w:iCs w:val="0"/>
-        <w:color w:val="FFFFFF" w:themeColor="background1"/>
+        <w:color w:val="000000"/>
       </w:rPr>
       <w:tblPr/>
       <w:tcPr>
@@ -9438,7 +9416,7 @@
         <w:bCs/>
         <w:i w:val="0"/>
         <w:iCs w:val="0"/>
-        <w:color w:val="FFFFFF" w:themeColor="background1"/>
+        <w:color w:val="000000"/>
       </w:rPr>
       <w:tblPr/>
       <w:tcPr>
@@ -9459,7 +9437,7 @@
         <w:bCs/>
         <w:i w:val="0"/>
         <w:iCs w:val="0"/>
-        <w:color w:val="FFFFFF" w:themeColor="background1"/>
+        <w:color w:val="000000"/>
       </w:rPr>
       <w:tblPr/>
       <w:tcPr>
@@ -9478,7 +9456,7 @@
         <w:bCs/>
         <w:i w:val="0"/>
         <w:iCs w:val="0"/>
-        <w:color w:val="FFFFFF" w:themeColor="background1"/>
+        <w:color w:val="000000"/>
       </w:rPr>
       <w:tblPr/>
       <w:tcPr>
@@ -9558,7 +9536,7 @@
         <w:bCs/>
         <w:i w:val="0"/>
         <w:iCs w:val="0"/>
-        <w:color w:val="FFFFFF" w:themeColor="background1"/>
+        <w:color w:val="000000"/>
       </w:rPr>
       <w:tblPr/>
       <w:tcPr>
@@ -9579,7 +9557,7 @@
         <w:bCs/>
         <w:i w:val="0"/>
         <w:iCs w:val="0"/>
-        <w:color w:val="FFFFFF" w:themeColor="background1"/>
+        <w:color w:val="000000"/>
       </w:rPr>
       <w:tblPr/>
       <w:tcPr>
@@ -9600,7 +9578,7 @@
         <w:bCs/>
         <w:i w:val="0"/>
         <w:iCs w:val="0"/>
-        <w:color w:val="FFFFFF" w:themeColor="background1"/>
+        <w:color w:val="000000"/>
       </w:rPr>
       <w:tblPr/>
       <w:tcPr>
@@ -9619,7 +9597,7 @@
         <w:bCs/>
         <w:i w:val="0"/>
         <w:iCs w:val="0"/>
-        <w:color w:val="FFFFFF" w:themeColor="background1"/>
+        <w:color w:val="000000"/>
       </w:rPr>
       <w:tblPr/>
       <w:tcPr>
@@ -9699,7 +9677,7 @@
         <w:bCs/>
         <w:i w:val="0"/>
         <w:iCs w:val="0"/>
-        <w:color w:val="FFFFFF" w:themeColor="background1"/>
+        <w:color w:val="000000"/>
       </w:rPr>
       <w:tblPr/>
       <w:tcPr>
@@ -9720,7 +9698,7 @@
         <w:bCs/>
         <w:i w:val="0"/>
         <w:iCs w:val="0"/>
-        <w:color w:val="FFFFFF" w:themeColor="background1"/>
+        <w:color w:val="000000"/>
       </w:rPr>
       <w:tblPr/>
       <w:tcPr>
@@ -9741,7 +9719,7 @@
         <w:bCs/>
         <w:i w:val="0"/>
         <w:iCs w:val="0"/>
-        <w:color w:val="FFFFFF" w:themeColor="background1"/>
+        <w:color w:val="000000"/>
       </w:rPr>
       <w:tblPr/>
       <w:tcPr>
@@ -9760,7 +9738,7 @@
         <w:bCs/>
         <w:i w:val="0"/>
         <w:iCs w:val="0"/>
-        <w:color w:val="FFFFFF" w:themeColor="background1"/>
+        <w:color w:val="000000"/>
       </w:rPr>
       <w:tblPr/>
       <w:tcPr>
@@ -9840,7 +9818,7 @@
         <w:bCs/>
         <w:i w:val="0"/>
         <w:iCs w:val="0"/>
-        <w:color w:val="FFFFFF" w:themeColor="background1"/>
+        <w:color w:val="000000"/>
       </w:rPr>
       <w:tblPr/>
       <w:tcPr>
@@ -9861,7 +9839,7 @@
         <w:bCs/>
         <w:i w:val="0"/>
         <w:iCs w:val="0"/>
-        <w:color w:val="FFFFFF" w:themeColor="background1"/>
+        <w:color w:val="000000"/>
       </w:rPr>
       <w:tblPr/>
       <w:tcPr>
@@ -9882,7 +9860,7 @@
         <w:bCs/>
         <w:i w:val="0"/>
         <w:iCs w:val="0"/>
-        <w:color w:val="FFFFFF" w:themeColor="background1"/>
+        <w:color w:val="000000"/>
       </w:rPr>
       <w:tblPr/>
       <w:tcPr>
@@ -9901,7 +9879,7 @@
         <w:bCs/>
         <w:i w:val="0"/>
         <w:iCs w:val="0"/>
-        <w:color w:val="FFFFFF" w:themeColor="background1"/>
+        <w:color w:val="000000"/>
       </w:rPr>
       <w:tblPr/>
       <w:tcPr>
@@ -9954,7 +9932,7 @@
       <w:spacing w:after="0" w:line="240" w:lineRule="auto"/>
     </w:pPr>
     <w:rPr>
-      <w:color w:val="FFFFFF" w:themeColor="background1"/>
+      <w:color w:val="000000"/>
     </w:rPr>
     <w:tblPr>
       <w:tblStyleRowBandSize w:val="1"/>
@@ -10068,7 +10046,7 @@
       <w:spacing w:after="0" w:line="240" w:lineRule="auto"/>
     </w:pPr>
     <w:rPr>
-      <w:color w:val="FFFFFF" w:themeColor="background1"/>
+      <w:color w:val="000000"/>
     </w:rPr>
     <w:tblPr>
       <w:tblStyleRowBandSize w:val="1"/>
@@ -10182,7 +10160,7 @@
       <w:spacing w:after="0" w:line="240" w:lineRule="auto"/>
     </w:pPr>
     <w:rPr>
-      <w:color w:val="FFFFFF" w:themeColor="background1"/>
+      <w:color w:val="000000"/>
     </w:rPr>
     <w:tblPr>
       <w:tblStyleRowBandSize w:val="1"/>
@@ -10296,7 +10274,7 @@
       <w:spacing w:after="0" w:line="240" w:lineRule="auto"/>
     </w:pPr>
     <w:rPr>
-      <w:color w:val="FFFFFF" w:themeColor="background1"/>
+      <w:color w:val="000000"/>
     </w:rPr>
     <w:tblPr>
       <w:tblStyleRowBandSize w:val="1"/>
@@ -10410,7 +10388,7 @@
       <w:spacing w:after="0" w:line="240" w:lineRule="auto"/>
     </w:pPr>
     <w:rPr>
-      <w:color w:val="FFFFFF" w:themeColor="background1"/>
+      <w:color w:val="000000"/>
     </w:rPr>
     <w:tblPr>
       <w:tblStyleRowBandSize w:val="1"/>
@@ -10524,7 +10502,7 @@
       <w:spacing w:after="0" w:line="240" w:lineRule="auto"/>
     </w:pPr>
     <w:rPr>
-      <w:color w:val="FFFFFF" w:themeColor="background1"/>
+      <w:color w:val="000000"/>
     </w:rPr>
     <w:tblPr>
       <w:tblStyleRowBandSize w:val="1"/>
@@ -10638,7 +10616,7 @@
       <w:spacing w:after="0" w:line="240" w:lineRule="auto"/>
     </w:pPr>
     <w:rPr>
-      <w:color w:val="FFFFFF" w:themeColor="background1"/>
+      <w:color w:val="000000"/>
     </w:rPr>
     <w:tblPr>
       <w:tblStyleRowBandSize w:val="1"/>
@@ -10752,7 +10730,7 @@
       <w:spacing w:after="0" w:line="240" w:lineRule="auto"/>
     </w:pPr>
     <w:rPr>
-      <w:color w:val="000000" w:themeColor="text1"/>
+      <w:color w:val="000000"/>
     </w:rPr>
     <w:tblPr>
       <w:tblStyleRowBandSize w:val="1"/>
@@ -10798,7 +10776,7 @@
       <w:rPr>
         <w:b/>
         <w:bCs/>
-        <w:color w:val="FFFFFF" w:themeColor="background1"/>
+        <w:color w:val="000000"/>
       </w:rPr>
       <w:tblPr/>
       <w:tcPr>
@@ -10810,7 +10788,7 @@
     </w:tblStylePr>
     <w:tblStylePr w:type="firstCol">
       <w:rPr>
-        <w:color w:val="FFFFFF" w:themeColor="background1"/>
+        <w:color w:val="000000"/>
       </w:rPr>
       <w:tblPr/>
       <w:tcPr>
@@ -10827,7 +10805,7 @@
     </w:tblStylePr>
     <w:tblStylePr w:type="lastCol">
       <w:rPr>
-        <w:color w:val="FFFFFF" w:themeColor="background1"/>
+        <w:color w:val="000000"/>
       </w:rPr>
       <w:tblPr/>
       <w:tcPr>
@@ -10856,12 +10834,12 @@
     </w:tblStylePr>
     <w:tblStylePr w:type="neCell">
       <w:rPr>
-        <w:color w:val="000000" w:themeColor="text1"/>
+        <w:color w:val="000000"/>
       </w:rPr>
     </w:tblStylePr>
     <w:tblStylePr w:type="nwCell">
       <w:rPr>
-        <w:color w:val="000000" w:themeColor="text1"/>
+        <w:color w:val="000000"/>
       </w:rPr>
     </w:tblStylePr>
   </w:style>
@@ -10874,7 +10852,7 @@
       <w:spacing w:after="0" w:line="240" w:lineRule="auto"/>
     </w:pPr>
     <w:rPr>
-      <w:color w:val="000000" w:themeColor="text1"/>
+      <w:color w:val="000000"/>
     </w:rPr>
     <w:tblPr>
       <w:tblStyleRowBandSize w:val="1"/>
@@ -10920,7 +10898,7 @@
       <w:rPr>
         <w:b/>
         <w:bCs/>
-        <w:color w:val="FFFFFF" w:themeColor="background1"/>
+        <w:color w:val="000000"/>
       </w:rPr>
       <w:tblPr/>
       <w:tcPr>
@@ -10932,7 +10910,7 @@
     </w:tblStylePr>
     <w:tblStylePr w:type="firstCol">
       <w:rPr>
-        <w:color w:val="FFFFFF" w:themeColor="background1"/>
+        <w:color w:val="000000"/>
       </w:rPr>
       <w:tblPr/>
       <w:tcPr>
@@ -10949,7 +10927,7 @@
     </w:tblStylePr>
     <w:tblStylePr w:type="lastCol">
       <w:rPr>
-        <w:color w:val="FFFFFF" w:themeColor="background1"/>
+        <w:color w:val="000000"/>
       </w:rPr>
       <w:tblPr/>
       <w:tcPr>
@@ -10978,12 +10956,12 @@
     </w:tblStylePr>
     <w:tblStylePr w:type="neCell">
       <w:rPr>
-        <w:color w:val="000000" w:themeColor="text1"/>
+        <w:color w:val="000000"/>
       </w:rPr>
     </w:tblStylePr>
     <w:tblStylePr w:type="nwCell">
       <w:rPr>
-        <w:color w:val="000000" w:themeColor="text1"/>
+        <w:color w:val="000000"/>
       </w:rPr>
     </w:tblStylePr>
   </w:style>
@@ -10996,7 +10974,7 @@
       <w:spacing w:after="0" w:line="240" w:lineRule="auto"/>
     </w:pPr>
     <w:rPr>
-      <w:color w:val="000000" w:themeColor="text1"/>
+      <w:color w:val="000000"/>
     </w:rPr>
     <w:tblPr>
       <w:tblStyleRowBandSize w:val="1"/>
@@ -11042,7 +11020,7 @@
       <w:rPr>
         <w:b/>
         <w:bCs/>
-        <w:color w:val="FFFFFF" w:themeColor="background1"/>
+        <w:color w:val="000000"/>
       </w:rPr>
       <w:tblPr/>
       <w:tcPr>
@@ -11054,7 +11032,7 @@
     </w:tblStylePr>
     <w:tblStylePr w:type="firstCol">
       <w:rPr>
-        <w:color w:val="FFFFFF" w:themeColor="background1"/>
+        <w:color w:val="000000"/>
       </w:rPr>
       <w:tblPr/>
       <w:tcPr>
@@ -11071,7 +11049,7 @@
     </w:tblStylePr>
     <w:tblStylePr w:type="lastCol">
       <w:rPr>
-        <w:color w:val="FFFFFF" w:themeColor="background1"/>
+        <w:color w:val="000000"/>
       </w:rPr>
       <w:tblPr/>
       <w:tcPr>
@@ -11100,12 +11078,12 @@
     </w:tblStylePr>
     <w:tblStylePr w:type="neCell">
       <w:rPr>
-        <w:color w:val="000000" w:themeColor="text1"/>
+        <w:color w:val="000000"/>
       </w:rPr>
     </w:tblStylePr>
     <w:tblStylePr w:type="nwCell">
       <w:rPr>
-        <w:color w:val="000000" w:themeColor="text1"/>
+        <w:color w:val="000000"/>
       </w:rPr>
     </w:tblStylePr>
   </w:style>
@@ -11118,7 +11096,7 @@
       <w:spacing w:after="0" w:line="240" w:lineRule="auto"/>
     </w:pPr>
     <w:rPr>
-      <w:color w:val="000000" w:themeColor="text1"/>
+      <w:color w:val="000000"/>
     </w:rPr>
     <w:tblPr>
       <w:tblStyleRowBandSize w:val="1"/>
@@ -11164,7 +11142,7 @@
       <w:rPr>
         <w:b/>
         <w:bCs/>
-        <w:color w:val="FFFFFF" w:themeColor="background1"/>
+        <w:color w:val="000000"/>
       </w:rPr>
       <w:tblPr/>
       <w:tcPr>
@@ -11176,7 +11154,7 @@
     </w:tblStylePr>
     <w:tblStylePr w:type="firstCol">
       <w:rPr>
-        <w:color w:val="FFFFFF" w:themeColor="background1"/>
+        <w:color w:val="000000"/>
       </w:rPr>
       <w:tblPr/>
       <w:tcPr>
@@ -11193,7 +11171,7 @@
     </w:tblStylePr>
     <w:tblStylePr w:type="lastCol">
       <w:rPr>
-        <w:color w:val="FFFFFF" w:themeColor="background1"/>
+        <w:color w:val="000000"/>
       </w:rPr>
       <w:tblPr/>
       <w:tcPr>
@@ -11230,7 +11208,7 @@
       <w:spacing w:after="0" w:line="240" w:lineRule="auto"/>
     </w:pPr>
     <w:rPr>
-      <w:color w:val="000000" w:themeColor="text1"/>
+      <w:color w:val="000000"/>
     </w:rPr>
     <w:tblPr>
       <w:tblStyleRowBandSize w:val="1"/>
@@ -11276,7 +11254,7 @@
       <w:rPr>
         <w:b/>
         <w:bCs/>
-        <w:color w:val="FFFFFF" w:themeColor="background1"/>
+        <w:color w:val="000000"/>
       </w:rPr>
       <w:tblPr/>
       <w:tcPr>
@@ -11288,7 +11266,7 @@
     </w:tblStylePr>
     <w:tblStylePr w:type="firstCol">
       <w:rPr>
-        <w:color w:val="FFFFFF" w:themeColor="background1"/>
+        <w:color w:val="000000"/>
       </w:rPr>
       <w:tblPr/>
       <w:tcPr>
@@ -11305,7 +11283,7 @@
     </w:tblStylePr>
     <w:tblStylePr w:type="lastCol">
       <w:rPr>
-        <w:color w:val="FFFFFF" w:themeColor="background1"/>
+        <w:color w:val="000000"/>
       </w:rPr>
       <w:tblPr/>
       <w:tcPr>
@@ -11334,12 +11312,12 @@
     </w:tblStylePr>
     <w:tblStylePr w:type="neCell">
       <w:rPr>
-        <w:color w:val="000000" w:themeColor="text1"/>
+        <w:color w:val="000000"/>
       </w:rPr>
     </w:tblStylePr>
     <w:tblStylePr w:type="nwCell">
       <w:rPr>
-        <w:color w:val="000000" w:themeColor="text1"/>
+        <w:color w:val="000000"/>
       </w:rPr>
     </w:tblStylePr>
   </w:style>
@@ -11352,7 +11330,7 @@
       <w:spacing w:after="0" w:line="240" w:lineRule="auto"/>
     </w:pPr>
     <w:rPr>
-      <w:color w:val="000000" w:themeColor="text1"/>
+      <w:color w:val="000000"/>
     </w:rPr>
     <w:tblPr>
       <w:tblStyleRowBandSize w:val="1"/>
@@ -11398,7 +11376,7 @@
       <w:rPr>
         <w:b/>
         <w:bCs/>
-        <w:color w:val="FFFFFF" w:themeColor="background1"/>
+        <w:color w:val="000000"/>
       </w:rPr>
       <w:tblPr/>
       <w:tcPr>
@@ -11410,7 +11388,7 @@
     </w:tblStylePr>
     <w:tblStylePr w:type="firstCol">
       <w:rPr>
-        <w:color w:val="FFFFFF" w:themeColor="background1"/>
+        <w:color w:val="000000"/>
       </w:rPr>
       <w:tblPr/>
       <w:tcPr>
@@ -11427,7 +11405,7 @@
     </w:tblStylePr>
     <w:tblStylePr w:type="lastCol">
       <w:rPr>
-        <w:color w:val="FFFFFF" w:themeColor="background1"/>
+        <w:color w:val="000000"/>
       </w:rPr>
       <w:tblPr/>
       <w:tcPr>
@@ -11456,12 +11434,12 @@
     </w:tblStylePr>
     <w:tblStylePr w:type="neCell">
       <w:rPr>
-        <w:color w:val="000000" w:themeColor="text1"/>
+        <w:color w:val="000000"/>
       </w:rPr>
     </w:tblStylePr>
     <w:tblStylePr w:type="nwCell">
       <w:rPr>
-        <w:color w:val="000000" w:themeColor="text1"/>
+        <w:color w:val="000000"/>
       </w:rPr>
     </w:tblStylePr>
   </w:style>
@@ -11474,7 +11452,7 @@
       <w:spacing w:after="0" w:line="240" w:lineRule="auto"/>
     </w:pPr>
     <w:rPr>
-      <w:color w:val="000000" w:themeColor="text1"/>
+      <w:color w:val="000000"/>
     </w:rPr>
     <w:tblPr>
       <w:tblStyleRowBandSize w:val="1"/>
@@ -11520,7 +11498,7 @@
       <w:rPr>
         <w:b/>
         <w:bCs/>
-        <w:color w:val="FFFFFF" w:themeColor="background1"/>
+        <w:color w:val="000000"/>
       </w:rPr>
       <w:tblPr/>
       <w:tcPr>
@@ -11532,7 +11510,7 @@
     </w:tblStylePr>
     <w:tblStylePr w:type="firstCol">
       <w:rPr>
-        <w:color w:val="FFFFFF" w:themeColor="background1"/>
+        <w:color w:val="000000"/>
       </w:rPr>
       <w:tblPr/>
       <w:tcPr>
@@ -11549,7 +11527,7 @@
     </w:tblStylePr>
     <w:tblStylePr w:type="lastCol">
       <w:rPr>
-        <w:color w:val="FFFFFF" w:themeColor="background1"/>
+        <w:color w:val="000000"/>
       </w:rPr>
       <w:tblPr/>
       <w:tcPr>
@@ -11578,12 +11556,12 @@
     </w:tblStylePr>
     <w:tblStylePr w:type="neCell">
       <w:rPr>
-        <w:color w:val="000000" w:themeColor="text1"/>
+        <w:color w:val="000000"/>
       </w:rPr>
     </w:tblStylePr>
     <w:tblStylePr w:type="nwCell">
       <w:rPr>
-        <w:color w:val="000000" w:themeColor="text1"/>
+        <w:color w:val="000000"/>
       </w:rPr>
     </w:tblStylePr>
   </w:style>
@@ -11596,7 +11574,7 @@
       <w:spacing w:after="0" w:line="240" w:lineRule="auto"/>
     </w:pPr>
     <w:rPr>
-      <w:color w:val="000000" w:themeColor="text1"/>
+      <w:color w:val="000000"/>
     </w:rPr>
     <w:tblPr>
       <w:tblStyleRowBandSize w:val="1"/>
@@ -11616,7 +11594,7 @@
       <w:rPr>
         <w:b/>
         <w:bCs/>
-        <w:color w:val="FFFFFF" w:themeColor="background1"/>
+        <w:color w:val="000000"/>
       </w:rPr>
       <w:tblPr/>
       <w:tcPr>
@@ -11630,7 +11608,7 @@
       <w:rPr>
         <w:b/>
         <w:bCs/>
-        <w:color w:val="9E3A38" w:themeColor="accent2" w:themeShade="CC"/>
+        <w:color w:val="000000"/>
       </w:rPr>
       <w:tblPr/>
       <w:tcPr>
@@ -11682,7 +11660,7 @@
       <w:spacing w:after="0" w:line="240" w:lineRule="auto"/>
     </w:pPr>
     <w:rPr>
-      <w:color w:val="000000" w:themeColor="text1"/>
+      <w:color w:val="000000"/>
     </w:rPr>
     <w:tblPr>
       <w:tblStyleRowBandSize w:val="1"/>
@@ -11702,7 +11680,7 @@
       <w:rPr>
         <w:b/>
         <w:bCs/>
-        <w:color w:val="FFFFFF" w:themeColor="background1"/>
+        <w:color w:val="000000"/>
       </w:rPr>
       <w:tblPr/>
       <w:tcPr>
@@ -11716,7 +11694,7 @@
       <w:rPr>
         <w:b/>
         <w:bCs/>
-        <w:color w:val="9E3A38" w:themeColor="accent2" w:themeShade="CC"/>
+        <w:color w:val="000000"/>
       </w:rPr>
       <w:tblPr/>
       <w:tcPr>
@@ -11768,7 +11746,7 @@
       <w:spacing w:after="0" w:line="240" w:lineRule="auto"/>
     </w:pPr>
     <w:rPr>
-      <w:color w:val="000000" w:themeColor="text1"/>
+      <w:color w:val="000000"/>
     </w:rPr>
     <w:tblPr>
       <w:tblStyleRowBandSize w:val="1"/>
@@ -11788,7 +11766,7 @@
       <w:rPr>
         <w:b/>
         <w:bCs/>
-        <w:color w:val="FFFFFF" w:themeColor="background1"/>
+        <w:color w:val="000000"/>
       </w:rPr>
       <w:tblPr/>
       <w:tcPr>
@@ -11802,7 +11780,7 @@
       <w:rPr>
         <w:b/>
         <w:bCs/>
-        <w:color w:val="9E3A38" w:themeColor="accent2" w:themeShade="CC"/>
+        <w:color w:val="000000"/>
       </w:rPr>
       <w:tblPr/>
       <w:tcPr>
@@ -11854,7 +11832,7 @@
       <w:spacing w:after="0" w:line="240" w:lineRule="auto"/>
     </w:pPr>
     <w:rPr>
-      <w:color w:val="000000" w:themeColor="text1"/>
+      <w:color w:val="000000"/>
     </w:rPr>
     <w:tblPr>
       <w:tblStyleRowBandSize w:val="1"/>
@@ -11874,7 +11852,7 @@
       <w:rPr>
         <w:b/>
         <w:bCs/>
-        <w:color w:val="FFFFFF" w:themeColor="background1"/>
+        <w:color w:val="000000"/>
       </w:rPr>
       <w:tblPr/>
       <w:tcPr>
@@ -11888,7 +11866,7 @@
       <w:rPr>
         <w:b/>
         <w:bCs/>
-        <w:color w:val="664E82" w:themeColor="accent4" w:themeShade="CC"/>
+        <w:color w:val="000000"/>
       </w:rPr>
       <w:tblPr/>
       <w:tcPr>
@@ -11940,7 +11918,7 @@
       <w:spacing w:after="0" w:line="240" w:lineRule="auto"/>
     </w:pPr>
     <w:rPr>
-      <w:color w:val="000000" w:themeColor="text1"/>
+      <w:color w:val="000000"/>
     </w:rPr>
     <w:tblPr>
       <w:tblStyleRowBandSize w:val="1"/>
@@ -11960,7 +11938,7 @@
       <w:rPr>
         <w:b/>
         <w:bCs/>
-        <w:color w:val="FFFFFF" w:themeColor="background1"/>
+        <w:color w:val="000000"/>
       </w:rPr>
       <w:tblPr/>
       <w:tcPr>
@@ -11974,7 +11952,7 @@
       <w:rPr>
         <w:b/>
         <w:bCs/>
-        <w:color w:val="7E9C40" w:themeColor="accent3" w:themeShade="CC"/>
+        <w:color w:val="000000"/>
       </w:rPr>
       <w:tblPr/>
       <w:tcPr>
@@ -12026,7 +12004,7 @@
       <w:spacing w:after="0" w:line="240" w:lineRule="auto"/>
     </w:pPr>
     <w:rPr>
-      <w:color w:val="000000" w:themeColor="text1"/>
+      <w:color w:val="000000"/>
     </w:rPr>
     <w:tblPr>
       <w:tblStyleRowBandSize w:val="1"/>
@@ -12046,7 +12024,7 @@
       <w:rPr>
         <w:b/>
         <w:bCs/>
-        <w:color w:val="FFFFFF" w:themeColor="background1"/>
+        <w:color w:val="000000"/>
       </w:rPr>
       <w:tblPr/>
       <w:tcPr>
@@ -12060,7 +12038,7 @@
       <w:rPr>
         <w:b/>
         <w:bCs/>
-        <w:color w:val="F2730A" w:themeColor="accent6" w:themeShade="CC"/>
+        <w:color w:val="000000"/>
       </w:rPr>
       <w:tblPr/>
       <w:tcPr>
@@ -12112,7 +12090,7 @@
       <w:spacing w:after="0" w:line="240" w:lineRule="auto"/>
     </w:pPr>
     <w:rPr>
-      <w:color w:val="000000" w:themeColor="text1"/>
+      <w:color w:val="000000"/>
     </w:rPr>
     <w:tblPr>
       <w:tblStyleRowBandSize w:val="1"/>
@@ -12132,7 +12110,7 @@
       <w:rPr>
         <w:b/>
         <w:bCs/>
-        <w:color w:val="FFFFFF" w:themeColor="background1"/>
+        <w:color w:val="000000"/>
       </w:rPr>
       <w:tblPr/>
       <w:tcPr>
@@ -12146,7 +12124,7 @@
       <w:rPr>
         <w:b/>
         <w:bCs/>
-        <w:color w:val="348DA5" w:themeColor="accent5" w:themeShade="CC"/>
+        <w:color w:val="000000"/>
       </w:rPr>
       <w:tblPr/>
       <w:tcPr>
@@ -12198,7 +12176,7 @@
       <w:spacing w:after="0" w:line="240" w:lineRule="auto"/>
     </w:pPr>
     <w:rPr>
-      <w:color w:val="000000" w:themeColor="text1"/>
+      <w:color w:val="000000"/>
     </w:rPr>
     <w:tblPr>
       <w:tblStyleRowBandSize w:val="1"/>
@@ -12231,7 +12209,7 @@
       <w:rPr>
         <w:b/>
         <w:bCs/>
-        <w:color w:val="000000" w:themeColor="text1"/>
+        <w:color w:val="000000"/>
       </w:rPr>
       <w:tblPr/>
       <w:tcPr>
@@ -12240,7 +12218,7 @@
     </w:tblStylePr>
     <w:tblStylePr w:type="firstCol">
       <w:rPr>
-        <w:color w:val="FFFFFF" w:themeColor="background1"/>
+        <w:color w:val="000000"/>
       </w:rPr>
       <w:tblPr/>
       <w:tcPr>
@@ -12249,7 +12227,7 @@
     </w:tblStylePr>
     <w:tblStylePr w:type="lastCol">
       <w:rPr>
-        <w:color w:val="FFFFFF" w:themeColor="background1"/>
+        <w:color w:val="000000"/>
       </w:rPr>
       <w:tblPr/>
       <w:tcPr>
@@ -12278,7 +12256,7 @@
       <w:spacing w:after="0" w:line="240" w:lineRule="auto"/>
     </w:pPr>
     <w:rPr>
-      <w:color w:val="000000" w:themeColor="text1"/>
+      <w:color w:val="000000"/>
     </w:rPr>
     <w:tblPr>
       <w:tblStyleRowBandSize w:val="1"/>
@@ -12311,7 +12289,7 @@
       <w:rPr>
         <w:b/>
         <w:bCs/>
-        <w:color w:val="000000" w:themeColor="text1"/>
+        <w:color w:val="000000"/>
       </w:rPr>
       <w:tblPr/>
       <w:tcPr>
@@ -12320,7 +12298,7 @@
     </w:tblStylePr>
     <w:tblStylePr w:type="firstCol">
       <w:rPr>
-        <w:color w:val="FFFFFF" w:themeColor="background1"/>
+        <w:color w:val="000000"/>
       </w:rPr>
       <w:tblPr/>
       <w:tcPr>
@@ -12329,7 +12307,7 @@
     </w:tblStylePr>
     <w:tblStylePr w:type="lastCol">
       <w:rPr>
-        <w:color w:val="FFFFFF" w:themeColor="background1"/>
+        <w:color w:val="000000"/>
       </w:rPr>
       <w:tblPr/>
       <w:tcPr>
@@ -12358,7 +12336,7 @@
       <w:spacing w:after="0" w:line="240" w:lineRule="auto"/>
     </w:pPr>
     <w:rPr>
-      <w:color w:val="000000" w:themeColor="text1"/>
+      <w:color w:val="000000"/>
     </w:rPr>
     <w:tblPr>
       <w:tblStyleRowBandSize w:val="1"/>
@@ -12391,7 +12369,7 @@
       <w:rPr>
         <w:b/>
         <w:bCs/>
-        <w:color w:val="000000" w:themeColor="text1"/>
+        <w:color w:val="000000"/>
       </w:rPr>
       <w:tblPr/>
       <w:tcPr>
@@ -12400,7 +12378,7 @@
     </w:tblStylePr>
     <w:tblStylePr w:type="firstCol">
       <w:rPr>
-        <w:color w:val="FFFFFF" w:themeColor="background1"/>
+        <w:color w:val="000000"/>
       </w:rPr>
       <w:tblPr/>
       <w:tcPr>
@@ -12409,7 +12387,7 @@
     </w:tblStylePr>
     <w:tblStylePr w:type="lastCol">
       <w:rPr>
-        <w:color w:val="FFFFFF" w:themeColor="background1"/>
+        <w:color w:val="000000"/>
       </w:rPr>
       <w:tblPr/>
       <w:tcPr>
@@ -12438,7 +12416,7 @@
       <w:spacing w:after="0" w:line="240" w:lineRule="auto"/>
     </w:pPr>
     <w:rPr>
-      <w:color w:val="000000" w:themeColor="text1"/>
+      <w:color w:val="000000"/>
     </w:rPr>
     <w:tblPr>
       <w:tblStyleRowBandSize w:val="1"/>
@@ -12471,7 +12449,7 @@
       <w:rPr>
         <w:b/>
         <w:bCs/>
-        <w:color w:val="000000" w:themeColor="text1"/>
+        <w:color w:val="000000"/>
       </w:rPr>
       <w:tblPr/>
       <w:tcPr>
@@ -12480,7 +12458,7 @@
     </w:tblStylePr>
     <w:tblStylePr w:type="firstCol">
       <w:rPr>
-        <w:color w:val="FFFFFF" w:themeColor="background1"/>
+        <w:color w:val="000000"/>
       </w:rPr>
       <w:tblPr/>
       <w:tcPr>
@@ -12489,7 +12467,7 @@
     </w:tblStylePr>
     <w:tblStylePr w:type="lastCol">
       <w:rPr>
-        <w:color w:val="FFFFFF" w:themeColor="background1"/>
+        <w:color w:val="000000"/>
       </w:rPr>
       <w:tblPr/>
       <w:tcPr>
@@ -12518,7 +12496,7 @@
       <w:spacing w:after="0" w:line="240" w:lineRule="auto"/>
     </w:pPr>
     <w:rPr>
-      <w:color w:val="000000" w:themeColor="text1"/>
+      <w:color w:val="000000"/>
     </w:rPr>
     <w:tblPr>
       <w:tblStyleRowBandSize w:val="1"/>
@@ -12551,7 +12529,7 @@
       <w:rPr>
         <w:b/>
         <w:bCs/>
-        <w:color w:val="000000" w:themeColor="text1"/>
+        <w:color w:val="000000"/>
       </w:rPr>
       <w:tblPr/>
       <w:tcPr>
@@ -12560,7 +12538,7 @@
     </w:tblStylePr>
     <w:tblStylePr w:type="firstCol">
       <w:rPr>
-        <w:color w:val="FFFFFF" w:themeColor="background1"/>
+        <w:color w:val="000000"/>
       </w:rPr>
       <w:tblPr/>
       <w:tcPr>
@@ -12569,7 +12547,7 @@
     </w:tblStylePr>
     <w:tblStylePr w:type="lastCol">
       <w:rPr>
-        <w:color w:val="FFFFFF" w:themeColor="background1"/>
+        <w:color w:val="000000"/>
       </w:rPr>
       <w:tblPr/>
       <w:tcPr>
@@ -12598,7 +12576,7 @@
       <w:spacing w:after="0" w:line="240" w:lineRule="auto"/>
     </w:pPr>
     <w:rPr>
-      <w:color w:val="000000" w:themeColor="text1"/>
+      <w:color w:val="000000"/>
     </w:rPr>
     <w:tblPr>
       <w:tblStyleRowBandSize w:val="1"/>
@@ -12631,7 +12609,7 @@
       <w:rPr>
         <w:b/>
         <w:bCs/>
-        <w:color w:val="000000" w:themeColor="text1"/>
+        <w:color w:val="000000"/>
       </w:rPr>
       <w:tblPr/>
       <w:tcPr>
@@ -12640,7 +12618,7 @@
     </w:tblStylePr>
     <w:tblStylePr w:type="firstCol">
       <w:rPr>
-        <w:color w:val="FFFFFF" w:themeColor="background1"/>
+        <w:color w:val="000000"/>
       </w:rPr>
       <w:tblPr/>
       <w:tcPr>
@@ -12649,7 +12627,7 @@
     </w:tblStylePr>
     <w:tblStylePr w:type="lastCol">
       <w:rPr>
-        <w:color w:val="FFFFFF" w:themeColor="background1"/>
+        <w:color w:val="000000"/>
       </w:rPr>
       <w:tblPr/>
       <w:tcPr>
@@ -12678,7 +12656,7 @@
       <w:spacing w:after="0" w:line="240" w:lineRule="auto"/>
     </w:pPr>
     <w:rPr>
-      <w:color w:val="000000" w:themeColor="text1"/>
+      <w:color w:val="000000"/>
     </w:rPr>
     <w:tblPr>
       <w:tblStyleRowBandSize w:val="1"/>
@@ -12711,7 +12689,7 @@
       <w:rPr>
         <w:b/>
         <w:bCs/>
-        <w:color w:val="000000" w:themeColor="text1"/>
+        <w:color w:val="000000"/>
       </w:rPr>
       <w:tblPr/>
       <w:tcPr>
@@ -12720,7 +12698,7 @@
     </w:tblStylePr>
     <w:tblStylePr w:type="firstCol">
       <w:rPr>
-        <w:color w:val="FFFFFF" w:themeColor="background1"/>
+        <w:color w:val="000000"/>
       </w:rPr>
       <w:tblPr/>
       <w:tcPr>
@@ -12729,7 +12707,7 @@
     </w:tblStylePr>
     <w:tblStylePr w:type="lastCol">
       <w:rPr>
-        <w:color w:val="FFFFFF" w:themeColor="background1"/>
+        <w:color w:val="000000"/>
       </w:rPr>
       <w:tblPr/>
       <w:tcPr>
